--- a/docs/features/helixllm-status.docx
+++ b/docs/features/helixllm-status.docx
@@ -2,14 +2,6 @@
 <file path=word/document.xml><?xml version="1.0" encoding="utf-8"?>
 <w:document xmlns:w="http://schemas.openxmlformats.org/wordprocessingml/2006/main" xmlns:m="http://schemas.openxmlformats.org/officeDocument/2006/math" xmlns:r="http://schemas.openxmlformats.org/officeDocument/2006/relationships" xmlns:o="urn:schemas-microsoft-com:office:office" xmlns:v="urn:schemas-microsoft-com:vml" xmlns:w10="urn:schemas-microsoft-com:office:word" xmlns:a="http://schemas.openxmlformats.org/drawingml/2006/main" xmlns:pic="http://schemas.openxmlformats.org/drawingml/2006/picture" xmlns:wp="http://schemas.openxmlformats.org/drawingml/2006/wordprocessingDrawing">
   <w:body>
-    <w:p>
-      <w:pPr>
-        <w:pStyle w:val="Title"/>
-      </w:pPr>
-      <w:r>
-        <w:t xml:space="preserve">helixllm-status</w:t>
-      </w:r>
-    </w:p>
     <w:bookmarkStart w:id="16" w:name="X57aa918773e85c40f7fd4b92f9bb2984adb5f63"/>
     <w:p>
       <w:pPr>
@@ -473,6 +465,79 @@
             </w:r>
             <w:r>
               <w:t xml:space="preserve">= not wired into any user-reachable surface yet.</w:t>
+            </w:r>
+          </w:p>
+        </w:tc>
+      </w:tr>
+      <w:tr>
+        <w:tc>
+          <w:tcPr/>
+          <w:p>
+            <w:pPr>
+              <w:pStyle w:val="Compact"/>
+            </w:pPr>
+            <w:r>
+              <w:rPr>
+                <w:b/>
+                <w:bCs/>
+              </w:rPr>
+              <w:t xml:space="preserve">Related ledger</w:t>
+            </w:r>
+          </w:p>
+        </w:tc>
+        <w:tc>
+          <w:tcPr/>
+          <w:p>
+            <w:pPr>
+              <w:pStyle w:val="Compact"/>
+            </w:pPr>
+            <w:r>
+              <w:t xml:space="preserve">This document is the narrower, extension-programme-specific slice. The project-wide feature inventory across ALL HelixCode services/apps/submodules (963 lines) lives at</w:t>
+            </w:r>
+            <w:r>
+              <w:t xml:space="preserve"> </w:t>
+            </w:r>
+            <w:r>
+              <w:rPr>
+                <w:rStyle w:val="VerbatimChar"/>
+              </w:rPr>
+              <w:t xml:space="preserve">docs/features/Status.md</w:t>
+            </w:r>
+            <w:r>
+              <w:t xml:space="preserve"> </w:t>
+            </w:r>
+            <w:r>
+              <w:t xml:space="preserve">— see its</w:t>
+            </w:r>
+            <w:r>
+              <w:t xml:space="preserve"> </w:t>
+            </w:r>
+            <w:r>
+              <w:rPr>
+                <w:rStyle w:val="VerbatimChar"/>
+              </w:rPr>
+              <w:t xml:space="preserve">helix_llm</w:t>
+            </w:r>
+            <w:r>
+              <w:t xml:space="preserve"> </w:t>
+            </w:r>
+            <w:r>
+              <w:t xml:space="preserve">row (summary-level,</w:t>
+            </w:r>
+            <w:r>
+              <w:t xml:space="preserve"> </w:t>
+            </w:r>
+            <w:r>
+              <w:rPr>
+                <w:rStyle w:val="VerbatimChar"/>
+              </w:rPr>
+              <w:t xml:space="preserve">submodule</w:t>
+            </w:r>
+            <w:r>
+              <w:t xml:space="preserve"> </w:t>
+            </w:r>
+            <w:r>
+              <w:t xml:space="preserve">area) and the cross-reference note added immediately below that table for the reciprocal pointer back to this ledger.</w:t>
             </w:r>
           </w:p>
         </w:tc>
